--- a/25w11/Knihovna.docx
+++ b/25w11/Knihovna.docx
@@ -163,21 +163,7 @@
           <w:sz w:val="24"/>
           <w:szCs w:val="24"/>
         </w:rPr>
-        <w:t xml:space="preserve">Varovala jsem tě a ty jsi neuposlechl. Zeptám se tě ještě jednou. </w:t>
-      </w:r>
-      <w:r>
-        <w:rPr>
-          <w:sz w:val="24"/>
-          <w:szCs w:val="24"/>
-        </w:rPr>
-        <w:t>Odkud jsi přišel, jak jsi sem vstoupil a za jakým účelem?</w:t>
-      </w:r>
-      <w:r>
-        <w:rPr>
-          <w:sz w:val="24"/>
-          <w:szCs w:val="24"/>
-        </w:rPr>
-        <w:t>“</w:t>
+        <w:t>Varovala jsem tě a ty jsi neuposlechl. Zeptám se tě ještě jednou. Odkud jsi přišel, jak jsi sem vstoupil a za jakým účelem?“</w:t>
       </w:r>
     </w:p>
     <w:p>
@@ -401,6 +387,222 @@
         </w:rPr>
         <w:t xml:space="preserve"> Nyní přede mnou stála v tmavém oděvu s dlouhým modrošedým kabátem, bílou a černou kravatou, boty s podpatkem a na krku jantarový náhrdelník.</w:t>
       </w:r>
+      <w:r>
+        <w:rPr>
+          <w:sz w:val="24"/>
+          <w:szCs w:val="24"/>
+        </w:rPr>
+        <w:t xml:space="preserve"> V levé ruce držela tlustou knihu. Když jsem se rozhlédl kolem byl jsem ponořen do zlatavého světla. Všude okolo byly vysoké police plné barevných přebalů knih. Na knihovnách hořící svíčky, mezi policemi nosné sloupy a na nich přimontované lampy se zelenými stínítky, jen občas byly sloupy byly nahrazeny shodami. Celé to připomínalo jakýsi labyrint.</w:t>
+      </w:r>
+    </w:p>
+    <w:p>
+      <w:pPr>
+        <w:jc w:val="both"/>
+        <w:rPr>
+          <w:sz w:val="24"/>
+          <w:szCs w:val="24"/>
+        </w:rPr>
+      </w:pPr>
+      <w:r>
+        <w:rPr>
+          <w:sz w:val="24"/>
+          <w:szCs w:val="24"/>
+        </w:rPr>
+        <w:tab/>
+        <w:t>„Uhh… tvé varování už neplatí, že?“ zeptal jsem se opatrně načež mi odpověděla „Nikoliv. Mezitím, co jsi byl mimo jsem přemýšlela a došla jsem k závěru: budeš mi tu vypomáhat.“</w:t>
+      </w:r>
+    </w:p>
+    <w:p>
+      <w:pPr>
+        <w:jc w:val="both"/>
+        <w:rPr>
+          <w:sz w:val="24"/>
+          <w:szCs w:val="24"/>
+        </w:rPr>
+      </w:pPr>
+      <w:r>
+        <w:rPr>
+          <w:sz w:val="24"/>
+          <w:szCs w:val="24"/>
+        </w:rPr>
+        <w:tab/>
+        <w:t>„Nebudeš doufám na mě dělat nějaké pokusy, že? Jeden z mých kámošů začal jako vedlejší efekt experimentu skákat z dimenze do dimenze…“</w:t>
+      </w:r>
+    </w:p>
+    <w:p>
+      <w:pPr>
+        <w:jc w:val="both"/>
+        <w:rPr>
+          <w:sz w:val="24"/>
+          <w:szCs w:val="24"/>
+        </w:rPr>
+      </w:pPr>
+      <w:r>
+        <w:rPr>
+          <w:sz w:val="24"/>
+          <w:szCs w:val="24"/>
+        </w:rPr>
+        <w:tab/>
+        <w:t>„Toto je knihovna. Tady se žádné experimenty nedějí,“ ujistila mě. „Nechám si tě tu ze dvou důvodů. Zaprvé, potřebuji analyzovat, jak jsi se sem dostal bez pozvání. Poslat tě zpět by znamenalo obrovské riziko pro Knihovnu. A navíc nemůžeš odejít bez mého svolení. Zadruhé, od teď budu sbírat knihy o Městě a hledat tu jednu absolutní knihu. Od tebe budu chtít pomoct s tímto procesem. Jakožto občan Města očekávám od tebe výpomoc v různých věcech.“</w:t>
+      </w:r>
+    </w:p>
+    <w:p>
+      <w:pPr>
+        <w:ind w:firstLine="708"/>
+        <w:jc w:val="both"/>
+        <w:rPr>
+          <w:sz w:val="24"/>
+          <w:szCs w:val="24"/>
+        </w:rPr>
+      </w:pPr>
+      <w:r>
+        <w:rPr>
+          <w:sz w:val="24"/>
+          <w:szCs w:val="24"/>
+        </w:rPr>
+        <w:t xml:space="preserve">„…Tušil jsem, že se mi to jednou stane. Lidé zmizí beze stopy jen aby byly později nalezeny rozporcovaný na kostičky… </w:t>
+      </w:r>
+      <w:r>
+        <w:rPr>
+          <w:sz w:val="24"/>
+          <w:szCs w:val="24"/>
+        </w:rPr>
+        <w:t>Dřív jsem se těm chudákům smál, že jsou neopatrní a mají smůlu, ale teď vidím, že to nemá s neopatrností nic společného</w:t>
+      </w:r>
+      <w:r>
+        <w:rPr>
+          <w:sz w:val="24"/>
+          <w:szCs w:val="24"/>
+        </w:rPr>
+        <w:t>…“</w:t>
+      </w:r>
+    </w:p>
+    <w:p>
+      <w:pPr>
+        <w:ind w:firstLine="708"/>
+        <w:jc w:val="both"/>
+        <w:rPr>
+          <w:sz w:val="24"/>
+          <w:szCs w:val="24"/>
+        </w:rPr>
+      </w:pPr>
+      <w:r>
+        <w:rPr>
+          <w:sz w:val="24"/>
+          <w:szCs w:val="24"/>
+        </w:rPr>
+        <w:t xml:space="preserve">„O svůj život se starat nemusíš. Není ti tu dovoleno zemřít dokaď to sama neschválím. Dovol mi se ti pořádně představit. Mé jméno je Angela. </w:t>
+      </w:r>
+      <w:r>
+        <w:rPr>
+          <w:sz w:val="24"/>
+          <w:szCs w:val="24"/>
+        </w:rPr>
+        <w:t>Jsem hlavní knihovnice a ředitelka této knihovny.</w:t>
+      </w:r>
+      <w:r>
+        <w:rPr>
+          <w:sz w:val="24"/>
+          <w:szCs w:val="24"/>
+        </w:rPr>
+        <w:t xml:space="preserve"> Tvým úkolem bude </w:t>
+      </w:r>
+      <w:r>
+        <w:rPr>
+          <w:sz w:val="24"/>
+          <w:szCs w:val="24"/>
+        </w:rPr>
+        <w:t>"</w:t>
+      </w:r>
+      <w:r>
+        <w:rPr>
+          <w:sz w:val="24"/>
+          <w:szCs w:val="24"/>
+        </w:rPr>
+        <w:t>vítat</w:t>
+      </w:r>
+      <w:r>
+        <w:rPr>
+          <w:sz w:val="24"/>
+          <w:szCs w:val="24"/>
+        </w:rPr>
+        <w:t>"</w:t>
+      </w:r>
+      <w:r>
+        <w:rPr>
+          <w:sz w:val="24"/>
+          <w:szCs w:val="24"/>
+        </w:rPr>
+        <w:t xml:space="preserve"> hosty pozvané do Knihovny. Sama osobně vyberu hosty k pozvání a následně jim napíšu pozvánku, a ty zabavíš hosty ve chvíli, kdy přijmou pozvánku a dorazí do Knihovny.“</w:t>
+      </w:r>
+    </w:p>
+    <w:p>
+      <w:pPr>
+        <w:ind w:firstLine="708"/>
+        <w:jc w:val="both"/>
+        <w:rPr>
+          <w:sz w:val="24"/>
+          <w:szCs w:val="24"/>
+        </w:rPr>
+      </w:pPr>
+      <w:r>
+        <w:rPr>
+          <w:sz w:val="24"/>
+          <w:szCs w:val="24"/>
+        </w:rPr>
+        <w:t xml:space="preserve">A od té doby jsem tu zavřený… v nekonečném bludišti plném knih. Jednou za čas se tu objeví nový knihovník, kterému nosím knihy. Když sem dorazí hosté, </w:t>
+      </w:r>
+      <w:r>
+        <w:rPr>
+          <w:sz w:val="24"/>
+          <w:szCs w:val="24"/>
+        </w:rPr>
+        <w:t>"</w:t>
+      </w:r>
+      <w:r>
+        <w:rPr>
+          <w:sz w:val="24"/>
+          <w:szCs w:val="24"/>
+        </w:rPr>
+        <w:t>zabavím je</w:t>
+      </w:r>
+      <w:r>
+        <w:rPr>
+          <w:sz w:val="24"/>
+          <w:szCs w:val="24"/>
+        </w:rPr>
+        <w:t>"</w:t>
+      </w:r>
+      <w:r>
+        <w:rPr>
+          <w:sz w:val="24"/>
+          <w:szCs w:val="24"/>
+        </w:rPr>
+        <w:t xml:space="preserve"> a oni mi dají svou knihu. Kdybych nezašel do té uličky, </w:t>
+      </w:r>
+      <w:r>
+        <w:rPr>
+          <w:sz w:val="24"/>
+          <w:szCs w:val="24"/>
+        </w:rPr>
+        <w:t xml:space="preserve">byl bych určitě bohatší, než jsem teď. </w:t>
+      </w:r>
+      <w:r>
+        <w:rPr>
+          <w:sz w:val="24"/>
+          <w:szCs w:val="24"/>
+        </w:rPr>
+        <w:t>Doufám, že se jednou dostanu z tohoto prokletého místa.</w:t>
+      </w:r>
+    </w:p>
+    <w:p>
+      <w:pPr>
+        <w:jc w:val="both"/>
+        <w:rPr>
+          <w:sz w:val="24"/>
+          <w:szCs w:val="24"/>
+        </w:rPr>
+      </w:pPr>
     </w:p>
     <w:sectPr>
       <w:pgSz w:w="11906" w:h="16838"/>

--- a/25w11/Knihovna.docx
+++ b/25w11/Knihovna.docx
@@ -443,7 +443,21 @@
           <w:szCs w:val="24"/>
         </w:rPr>
         <w:tab/>
-        <w:t>„Toto je knihovna. Tady se žádné experimenty nedějí,“ ujistila mě. „Nechám si tě tu ze dvou důvodů. Zaprvé, potřebuji analyzovat, jak jsi se sem dostal bez pozvání. Poslat tě zpět by znamenalo obrovské riziko pro Knihovnu. A navíc nemůžeš odejít bez mého svolení. Zadruhé, od teď budu sbírat knihy o Městě a hledat tu jednu absolutní knihu. Od tebe budu chtít pomoct s tímto procesem. Jakožto občan Města očekávám od tebe výpomoc v různých věcech.“</w:t>
+        <w:t>„Toto je knihovna. Tady se žádné experimenty nedějí,“ ujistila mě. „Nechám si tě tu ze dvou důvodů. Zaprvé, potřebuji analyzovat, jak jsi se sem dostal bez pozvání. Poslat tě zpět by znamenalo obrovské riziko pro Knihovnu. A navíc nemůžeš odejít bez mého svolení. Zadruhé, od teď budu sbírat knihy o Městě a hledat tu jednu absolutní knihu</w:t>
+      </w:r>
+      <w:r>
+        <w:rPr>
+          <w:sz w:val="24"/>
+          <w:szCs w:val="24"/>
+        </w:rPr>
+        <w:t xml:space="preserve"> veškerého vědění</w:t>
+      </w:r>
+      <w:r>
+        <w:rPr>
+          <w:sz w:val="24"/>
+          <w:szCs w:val="24"/>
+        </w:rPr>
+        <w:t>. Od tebe budu chtít pomoct s tímto procesem. Jakožto občan Města očekávám od tebe výpomoc v různých věcech.“</w:t>
       </w:r>
     </w:p>
     <w:p>

--- a/25w11/Knihovna.docx
+++ b/25w11/Knihovna.docx
@@ -25,21 +25,34 @@
           <w:szCs w:val="24"/>
         </w:rPr>
         <w:tab/>
-        <w:t>Jednou</w:t>
-      </w:r>
-      <w:r>
-        <w:rPr>
-          <w:sz w:val="24"/>
-          <w:szCs w:val="24"/>
-        </w:rPr>
-        <w:t xml:space="preserve"> odpoledne, když jsem šel do své oblíbené restaurace na oběd s rukama v kapse, uslyšel jsem z temné uličky mezi domy ženský hlas. „Stále to tu nemůžu opustit…</w:t>
-      </w:r>
-      <w:r>
-        <w:rPr>
-          <w:sz w:val="24"/>
-          <w:szCs w:val="24"/>
-        </w:rPr>
-        <w:t xml:space="preserve"> Ani na konci toho všeho nemůžu být volná… Copak nemůžu mít sen, který je nad mé síly?“ Vstoupil jsem do toho stinného místa zjistit, zda někdo nepotřebuje pomoc a v tu ránu… vše okolo mě se ještě více zatemnilo – musel jsem omdlít. Když</w:t>
+      </w:r>
+      <w:r>
+        <w:rPr>
+          <w:sz w:val="24"/>
+          <w:szCs w:val="24"/>
+        </w:rPr>
+        <w:t>Jednou odpoledne, když jsem šel do své oblíbené restaurace na oběd s rukama v kapse, uslyšel jsem z temné uličky mezi domy ženský hlas. „Stále to tu nemůžu opustit…</w:t>
+      </w:r>
+      <w:r>
+        <w:rPr>
+          <w:sz w:val="24"/>
+          <w:szCs w:val="24"/>
+        </w:rPr>
+        <w:t xml:space="preserve"> Ani na konci toho všeho nemůžu být volná… Copak nemůžu mít sen, který je nad mé síly?“ Vstoupil jsem do toho stinného místa zjistit, zda někdo nepotřebuje pomoc</w:t>
+      </w:r>
+      <w:r>
+        <w:rPr>
+          <w:sz w:val="24"/>
+          <w:szCs w:val="24"/>
+        </w:rPr>
+        <w:t>t</w:t>
+      </w:r>
+      <w:r>
+        <w:rPr>
+          <w:sz w:val="24"/>
+          <w:szCs w:val="24"/>
+        </w:rPr>
+        <w:t xml:space="preserve"> a v tu ránu… vše okolo mě se ještě více zatemnilo – musel jsem omdlít. Když</w:t>
       </w:r>
       <w:r>
         <w:rPr>
@@ -84,7 +97,21 @@
           <w:sz w:val="24"/>
           <w:szCs w:val="24"/>
         </w:rPr>
-        <w:t>žluté oči, pleť bledá jak mrak na slunném nebi a na sobě dres z černého peří zakrývající od krku po nohy. „…řeknu to pouze jednou,“ řekla neváhavě. Byl to ten samý hlas, za kterým jsem běžel do uličky, jenže teď nezněl tak smutně.</w:t>
+        <w:t>žluté oči, pleť bledá jak mrak na slunném nebi a na sobě dres z černého peří zakrývající</w:t>
+      </w:r>
+      <w:r>
+        <w:rPr>
+          <w:sz w:val="24"/>
+          <w:szCs w:val="24"/>
+        </w:rPr>
+        <w:t xml:space="preserve"> tělo</w:t>
+      </w:r>
+      <w:r>
+        <w:rPr>
+          <w:sz w:val="24"/>
+          <w:szCs w:val="24"/>
+        </w:rPr>
+        <w:t xml:space="preserve"> od krku po nohy. „…řeknu to pouze jednou,“ řekla neváhavě. Byl to ten samý hlas, za kterým jsem běžel do uličky, jenže teď nezněl tak smutně.</w:t>
       </w:r>
     </w:p>
     <w:p>
@@ -101,7 +128,23 @@
           <w:sz w:val="24"/>
           <w:szCs w:val="24"/>
         </w:rPr>
-        <w:t xml:space="preserve">„Nemám ráda velké vykecávání, tak mluv rovnou k věci a odpovídej mi na otázky. A ptát se taky </w:t>
+        <w:t xml:space="preserve">„Nemám ráda velké </w:t>
+      </w:r>
+      <w:proofErr w:type="spellStart"/>
+      <w:r>
+        <w:rPr>
+          <w:sz w:val="24"/>
+          <w:szCs w:val="24"/>
+        </w:rPr>
+        <w:t>vykecávání</w:t>
+      </w:r>
+      <w:proofErr w:type="spellEnd"/>
+      <w:r>
+        <w:rPr>
+          <w:sz w:val="24"/>
+          <w:szCs w:val="24"/>
+        </w:rPr>
+        <w:t xml:space="preserve">, tak mluv rovnou k věci a odpovídej mi na otázky. A ptát se taky </w:t>
       </w:r>
       <w:r>
         <w:rPr>
@@ -194,8 +237,18 @@
           <w:sz w:val="24"/>
           <w:szCs w:val="24"/>
         </w:rPr>
-        <w:t>. Musím si vydělat na živobytí jako jednočlenný Kancelá</w:t>
-      </w:r>
+        <w:t xml:space="preserve">. Musím si vydělat na živobytí jako jednočlenný </w:t>
+      </w:r>
+      <w:proofErr w:type="spellStart"/>
+      <w:r>
+        <w:rPr>
+          <w:sz w:val="24"/>
+          <w:szCs w:val="24"/>
+        </w:rPr>
+        <w:t>Kancelá</w:t>
+      </w:r>
+      <w:proofErr w:type="spellEnd"/>
+      <w:proofErr w:type="gramStart"/>
       <w:r>
         <w:rPr>
           <w:sz w:val="24"/>
@@ -215,7 +268,15 @@
           <w:sz w:val="24"/>
           <w:szCs w:val="24"/>
         </w:rPr>
-        <w:t>ž jsem stihl dokončit větu, byl jsem bez ruky.</w:t>
+        <w:t>ž</w:t>
+      </w:r>
+      <w:proofErr w:type="gramEnd"/>
+      <w:r>
+        <w:rPr>
+          <w:sz w:val="24"/>
+          <w:szCs w:val="24"/>
+        </w:rPr>
+        <w:t xml:space="preserve"> jsem stihl dokončit větu, byl jsem bez ruky.</w:t>
       </w:r>
     </w:p>
     <w:p>
@@ -284,7 +345,21 @@
           <w:sz w:val="24"/>
           <w:szCs w:val="24"/>
         </w:rPr>
-        <w:t xml:space="preserve"> Co je tohle sakra za místo? A kdo jsi ty? Ozval se kovový </w:t>
+        <w:t xml:space="preserve"> Co je tohle sakra za místo? A kdo jsi ty?</w:t>
+      </w:r>
+      <w:r>
+        <w:rPr>
+          <w:sz w:val="24"/>
+          <w:szCs w:val="24"/>
+        </w:rPr>
+        <w:t>“</w:t>
+      </w:r>
+      <w:r>
+        <w:rPr>
+          <w:sz w:val="24"/>
+          <w:szCs w:val="24"/>
+        </w:rPr>
+        <w:t xml:space="preserve"> Ozval se kovový </w:t>
       </w:r>
       <w:r>
         <w:rPr>
@@ -298,7 +373,53 @@
           <w:sz w:val="24"/>
           <w:szCs w:val="24"/>
         </w:rPr>
-        <w:t xml:space="preserve"> který mi sebral poslední končetiny. „Grrhhhhrhghh!!! Ale noták! Brát dvě najednou je podvod…“ bolestivě jsem zaúpěl.</w:t>
+        <w:t xml:space="preserve"> který mi sebral poslední končetiny. „</w:t>
+      </w:r>
+      <w:proofErr w:type="spellStart"/>
+      <w:r>
+        <w:rPr>
+          <w:sz w:val="24"/>
+          <w:szCs w:val="24"/>
+        </w:rPr>
+        <w:t>Grrhhhhrhghh</w:t>
+      </w:r>
+      <w:proofErr w:type="spellEnd"/>
+      <w:r>
+        <w:rPr>
+          <w:sz w:val="24"/>
+          <w:szCs w:val="24"/>
+        </w:rPr>
+        <w:t xml:space="preserve">!!! Ale </w:t>
+      </w:r>
+      <w:proofErr w:type="spellStart"/>
+      <w:r>
+        <w:rPr>
+          <w:sz w:val="24"/>
+          <w:szCs w:val="24"/>
+        </w:rPr>
+        <w:t>noták</w:t>
+      </w:r>
+      <w:proofErr w:type="spellEnd"/>
+      <w:r>
+        <w:rPr>
+          <w:sz w:val="24"/>
+          <w:szCs w:val="24"/>
+        </w:rPr>
+        <w:t>! Brát dvě najednou je podvod…</w:t>
+      </w:r>
+      <w:r>
+        <w:rPr>
+          <w:sz w:val="24"/>
+          <w:szCs w:val="24"/>
+        </w:rPr>
+        <w:t>,</w:t>
+      </w:r>
+      <w:r>
+        <w:rPr>
+          <w:sz w:val="24"/>
+          <w:szCs w:val="24"/>
+        </w:rPr>
+        <w:t>“ bolestivě jsem zaúpěl.</w:t>
       </w:r>
     </w:p>
     <w:p>
@@ -315,7 +436,35 @@
           <w:szCs w:val="24"/>
         </w:rPr>
         <w:tab/>
-        <w:t>„Já jsem ta, co pokládá otázky. Tvé jméno?“ zeptala se. „Roland…“ odpověděl jsem. „Dobrá. V</w:t>
+        <w:t>„Já jsem ta, co pokládá otázky. Tvé jméno?“ zeptala se</w:t>
+      </w:r>
+      <w:r>
+        <w:rPr>
+          <w:sz w:val="24"/>
+          <w:szCs w:val="24"/>
+        </w:rPr>
+        <w:t xml:space="preserve"> a já</w:t>
+      </w:r>
+      <w:r>
+        <w:rPr>
+          <w:sz w:val="24"/>
+          <w:szCs w:val="24"/>
+        </w:rPr>
+        <w:t xml:space="preserve"> </w:t>
+      </w:r>
+      <w:r>
+        <w:rPr>
+          <w:sz w:val="24"/>
+          <w:szCs w:val="24"/>
+        </w:rPr>
+        <w:t xml:space="preserve">odpověděl </w:t>
+      </w:r>
+      <w:r>
+        <w:rPr>
+          <w:sz w:val="24"/>
+          <w:szCs w:val="24"/>
+        </w:rPr>
+        <w:t>„Roland…“ „Dobrá. V</w:t>
       </w:r>
       <w:r>
         <w:rPr>
@@ -336,7 +485,21 @@
           <w:sz w:val="24"/>
           <w:szCs w:val="24"/>
         </w:rPr>
-        <w:t xml:space="preserve"> Ještě jsme neobsloužily žádné hosty, ale pak jsi se zničehonic objevil ty.</w:t>
+        <w:t xml:space="preserve"> Ještě jsme neobsloužil</w:t>
+      </w:r>
+      <w:r>
+        <w:rPr>
+          <w:sz w:val="24"/>
+          <w:szCs w:val="24"/>
+        </w:rPr>
+        <w:t>i</w:t>
+      </w:r>
+      <w:r>
+        <w:rPr>
+          <w:sz w:val="24"/>
+          <w:szCs w:val="24"/>
+        </w:rPr>
+        <w:t xml:space="preserve"> žádné hosty, ale pak jsi se zničehonic objevil ty.</w:t>
       </w:r>
       <w:r>
         <w:rPr>
@@ -361,7 +524,35 @@
         </w:rPr>
         <w:lastRenderedPageBreak/>
         <w:tab/>
-        <w:t>„…Sakra, ty končetiny byly vše, co jsem měl… Už nemám peníze abych si pořídil nové…“ vyhrkl jsem ze sebe, než jsem zase omdlel.</w:t>
+        <w:t>„…Sakra, ty končetiny byly vše, co jsem měl… Už nemám peníze</w:t>
+      </w:r>
+      <w:r>
+        <w:rPr>
+          <w:sz w:val="24"/>
+          <w:szCs w:val="24"/>
+        </w:rPr>
+        <w:t>,</w:t>
+      </w:r>
+      <w:r>
+        <w:rPr>
+          <w:sz w:val="24"/>
+          <w:szCs w:val="24"/>
+        </w:rPr>
+        <w:t xml:space="preserve"> abych si pořídil nové…</w:t>
+      </w:r>
+      <w:r>
+        <w:rPr>
+          <w:sz w:val="24"/>
+          <w:szCs w:val="24"/>
+        </w:rPr>
+        <w:t>,</w:t>
+      </w:r>
+      <w:r>
+        <w:rPr>
+          <w:sz w:val="24"/>
+          <w:szCs w:val="24"/>
+        </w:rPr>
+        <w:t>“ vyhrkl jsem ze sebe, než jsem zase omdlel.</w:t>
       </w:r>
     </w:p>
     <w:p>
@@ -378,7 +569,55 @@
           <w:szCs w:val="24"/>
         </w:rPr>
         <w:tab/>
-        <w:t>„Vstávej,“ přivítala mě zpět mezi živé. „Ah! Huh, oh… Mé nohy! A ruce!“ začal jsem objímat, „…Počkat, všechny jsou nedotčené?“ „Měl bys být schopný zase mávat rukama a chodit. I přesto, že jsi se sem vloupal, jsem ti bez dovolení sebrala končetiny, takže ti je jako omluvu zase vracím.“</w:t>
+        <w:t>„Vstávej,“ přivítala mě zpět mezi živé. „</w:t>
+      </w:r>
+      <w:proofErr w:type="spellStart"/>
+      <w:r>
+        <w:rPr>
+          <w:sz w:val="24"/>
+          <w:szCs w:val="24"/>
+        </w:rPr>
+        <w:t>Ah</w:t>
+      </w:r>
+      <w:proofErr w:type="spellEnd"/>
+      <w:r>
+        <w:rPr>
+          <w:sz w:val="24"/>
+          <w:szCs w:val="24"/>
+        </w:rPr>
+        <w:t xml:space="preserve">! </w:t>
+      </w:r>
+      <w:proofErr w:type="spellStart"/>
+      <w:r>
+        <w:rPr>
+          <w:sz w:val="24"/>
+          <w:szCs w:val="24"/>
+        </w:rPr>
+        <w:t>Huh</w:t>
+      </w:r>
+      <w:proofErr w:type="spellEnd"/>
+      <w:r>
+        <w:rPr>
+          <w:sz w:val="24"/>
+          <w:szCs w:val="24"/>
+        </w:rPr>
+        <w:t xml:space="preserve">, </w:t>
+      </w:r>
+      <w:proofErr w:type="spellStart"/>
+      <w:r>
+        <w:rPr>
+          <w:sz w:val="24"/>
+          <w:szCs w:val="24"/>
+        </w:rPr>
+        <w:t>oh</w:t>
+      </w:r>
+      <w:proofErr w:type="spellEnd"/>
+      <w:r>
+        <w:rPr>
+          <w:sz w:val="24"/>
+          <w:szCs w:val="24"/>
+        </w:rPr>
+        <w:t>… Mé nohy! A ruce!“ začal jsem objímat, „…Počkat, všechny jsou nedotčené?“ „Měl bys být schopný zase mávat rukama a chodit. I přesto, že jsi se sem vloupal, jsem ti bez dovolení sebrala končetiny, takže ti je jako omluvu zase vracím.“</w:t>
       </w:r>
       <w:r>
         <w:rPr>
@@ -392,72 +631,7 @@
           <w:sz w:val="24"/>
           <w:szCs w:val="24"/>
         </w:rPr>
-        <w:t xml:space="preserve"> V levé ruce držela tlustou knihu. Když jsem se rozhlédl kolem byl jsem ponořen do zlatavého světla. Všude okolo byly vysoké police plné barevných přebalů knih. Na knihovnách hořící svíčky, mezi policemi nosné sloupy a na nich přimontované lampy se zelenými stínítky, jen občas byly sloupy byly nahrazeny shodami. Celé to připomínalo jakýsi labyrint.</w:t>
-      </w:r>
-    </w:p>
-    <w:p>
-      <w:pPr>
-        <w:jc w:val="both"/>
-        <w:rPr>
-          <w:sz w:val="24"/>
-          <w:szCs w:val="24"/>
-        </w:rPr>
-      </w:pPr>
-      <w:r>
-        <w:rPr>
-          <w:sz w:val="24"/>
-          <w:szCs w:val="24"/>
-        </w:rPr>
-        <w:tab/>
-        <w:t>„Uhh… tvé varování už neplatí, že?“ zeptal jsem se opatrně načež mi odpověděla „Nikoliv. Mezitím, co jsi byl mimo jsem přemýšlela a došla jsem k závěru: budeš mi tu vypomáhat.“</w:t>
-      </w:r>
-    </w:p>
-    <w:p>
-      <w:pPr>
-        <w:jc w:val="both"/>
-        <w:rPr>
-          <w:sz w:val="24"/>
-          <w:szCs w:val="24"/>
-        </w:rPr>
-      </w:pPr>
-      <w:r>
-        <w:rPr>
-          <w:sz w:val="24"/>
-          <w:szCs w:val="24"/>
-        </w:rPr>
-        <w:tab/>
-        <w:t>„Nebudeš doufám na mě dělat nějaké pokusy, že? Jeden z mých kámošů začal jako vedlejší efekt experimentu skákat z dimenze do dimenze…“</w:t>
-      </w:r>
-    </w:p>
-    <w:p>
-      <w:pPr>
-        <w:jc w:val="both"/>
-        <w:rPr>
-          <w:sz w:val="24"/>
-          <w:szCs w:val="24"/>
-        </w:rPr>
-      </w:pPr>
-      <w:r>
-        <w:rPr>
-          <w:sz w:val="24"/>
-          <w:szCs w:val="24"/>
-        </w:rPr>
-        <w:tab/>
-        <w:t>„Toto je knihovna. Tady se žádné experimenty nedějí,“ ujistila mě. „Nechám si tě tu ze dvou důvodů. Zaprvé, potřebuji analyzovat, jak jsi se sem dostal bez pozvání. Poslat tě zpět by znamenalo obrovské riziko pro Knihovnu. A navíc nemůžeš odejít bez mého svolení. Zadruhé, od teď budu sbírat knihy o Městě a hledat tu jednu absolutní knihu</w:t>
-      </w:r>
-      <w:r>
-        <w:rPr>
-          <w:sz w:val="24"/>
-          <w:szCs w:val="24"/>
-        </w:rPr>
-        <w:t xml:space="preserve"> veškerého vědění</w:t>
-      </w:r>
-      <w:r>
-        <w:rPr>
-          <w:sz w:val="24"/>
-          <w:szCs w:val="24"/>
-        </w:rPr>
-        <w:t>. Od tebe budu chtít pomoct s tímto procesem. Jakožto občan Města očekávám od tebe výpomoc v různých věcech.“</w:t>
+        <w:t xml:space="preserve"> V levé ruce držela tlustou knihu.</w:t>
       </w:r>
     </w:p>
     <w:p>
@@ -474,21 +648,88 @@
           <w:sz w:val="24"/>
           <w:szCs w:val="24"/>
         </w:rPr>
-        <w:t xml:space="preserve">„…Tušil jsem, že se mi to jednou stane. Lidé zmizí beze stopy jen aby byly později nalezeny rozporcovaný na kostičky… </w:t>
-      </w:r>
-      <w:r>
-        <w:rPr>
-          <w:sz w:val="24"/>
-          <w:szCs w:val="24"/>
-        </w:rPr>
-        <w:t>Dřív jsem se těm chudákům smál, že jsou neopatrní a mají smůlu, ale teď vidím, že to nemá s neopatrností nic společného</w:t>
-      </w:r>
-      <w:r>
-        <w:rPr>
-          <w:sz w:val="24"/>
-          <w:szCs w:val="24"/>
-        </w:rPr>
-        <w:t>…“</w:t>
+        <w:t>Když jsem se rozhlédl kolem byl jsem ponořen do zlatavého světla. Všude okolo byly vysoké police plné barevných přebalů knih. Na knihovnách hořící svíčky, mezi policemi nosné sloupy a na nich přimontované lampy se zelenými stínítky, jen občas byly sloupy byly nahrazeny shodami. Celé to připomínalo jakýsi labyrint.</w:t>
+      </w:r>
+    </w:p>
+    <w:p>
+      <w:pPr>
+        <w:jc w:val="both"/>
+        <w:rPr>
+          <w:sz w:val="24"/>
+          <w:szCs w:val="24"/>
+        </w:rPr>
+      </w:pPr>
+      <w:r>
+        <w:rPr>
+          <w:sz w:val="24"/>
+          <w:szCs w:val="24"/>
+        </w:rPr>
+        <w:tab/>
+        <w:t>„</w:t>
+      </w:r>
+      <w:proofErr w:type="spellStart"/>
+      <w:r>
+        <w:rPr>
+          <w:sz w:val="24"/>
+          <w:szCs w:val="24"/>
+        </w:rPr>
+        <w:t>Uhh</w:t>
+      </w:r>
+      <w:proofErr w:type="spellEnd"/>
+      <w:r>
+        <w:rPr>
+          <w:sz w:val="24"/>
+          <w:szCs w:val="24"/>
+        </w:rPr>
+        <w:t>… tvé varování už neplatí, že?“ zeptal jsem se opatrně načež mi odpověděla „Nikoliv. Mezitím, co jsi byl mimo jsem přemýšlela a došla jsem k závěru: budeš mi tu vypomáhat.“</w:t>
+      </w:r>
+    </w:p>
+    <w:p>
+      <w:pPr>
+        <w:jc w:val="both"/>
+        <w:rPr>
+          <w:sz w:val="24"/>
+          <w:szCs w:val="24"/>
+        </w:rPr>
+      </w:pPr>
+      <w:r>
+        <w:rPr>
+          <w:sz w:val="24"/>
+          <w:szCs w:val="24"/>
+        </w:rPr>
+        <w:tab/>
+        <w:t>„Nebudeš doufám na mě dělat nějaké pokusy, že? Jeden z mých kámošů začal jako vedlejší efekt experimentu skákat z dimenze do dimenze…“</w:t>
+      </w:r>
+    </w:p>
+    <w:p>
+      <w:pPr>
+        <w:jc w:val="both"/>
+        <w:rPr>
+          <w:sz w:val="24"/>
+          <w:szCs w:val="24"/>
+        </w:rPr>
+      </w:pPr>
+      <w:r>
+        <w:rPr>
+          <w:sz w:val="24"/>
+          <w:szCs w:val="24"/>
+        </w:rPr>
+        <w:tab/>
+        <w:t>„Toto je knihovna. Tady se žádné experimenty nedějí,“ ujistila mě. „Nechám si tě tu ze dvou důvodů. Zaprvé, potřebuji analyzovat, jak jsi se sem dostal bez pozvání. Poslat tě zpět by znamenalo obrovské riziko pro Knihovnu. A navíc nemůžeš odejít bez mého svolení. Zadruhé, od teď budu sbírat knihy o Městě a hledat tu jednu absolutní knihu</w:t>
+      </w:r>
+      <w:r>
+        <w:rPr>
+          <w:sz w:val="24"/>
+          <w:szCs w:val="24"/>
+        </w:rPr>
+        <w:t xml:space="preserve"> veškerého vědění</w:t>
+      </w:r>
+      <w:r>
+        <w:rPr>
+          <w:sz w:val="24"/>
+          <w:szCs w:val="24"/>
+        </w:rPr>
+        <w:t>. Od tebe budu chtít pomoct s tímto procesem. Jakožto občan Města očekávám od tebe výpomoc v různých věcech.“</w:t>
       </w:r>
     </w:p>
     <w:p>
@@ -505,49 +746,14 @@
           <w:sz w:val="24"/>
           <w:szCs w:val="24"/>
         </w:rPr>
-        <w:t xml:space="preserve">„O svůj život se starat nemusíš. Není ti tu dovoleno zemřít dokaď to sama neschválím. Dovol mi se ti pořádně představit. Mé jméno je Angela. </w:t>
-      </w:r>
-      <w:r>
-        <w:rPr>
-          <w:sz w:val="24"/>
-          <w:szCs w:val="24"/>
-        </w:rPr>
-        <w:t>Jsem hlavní knihovnice a ředitelka této knihovny.</w:t>
-      </w:r>
-      <w:r>
-        <w:rPr>
-          <w:sz w:val="24"/>
-          <w:szCs w:val="24"/>
-        </w:rPr>
-        <w:t xml:space="preserve"> Tvým úkolem bude </w:t>
-      </w:r>
-      <w:r>
-        <w:rPr>
-          <w:sz w:val="24"/>
-          <w:szCs w:val="24"/>
-        </w:rPr>
-        <w:t>"</w:t>
-      </w:r>
-      <w:r>
-        <w:rPr>
-          <w:sz w:val="24"/>
-          <w:szCs w:val="24"/>
-        </w:rPr>
-        <w:t>vítat</w:t>
-      </w:r>
-      <w:r>
-        <w:rPr>
-          <w:sz w:val="24"/>
-          <w:szCs w:val="24"/>
-        </w:rPr>
-        <w:t>"</w:t>
-      </w:r>
-      <w:r>
-        <w:rPr>
-          <w:sz w:val="24"/>
-          <w:szCs w:val="24"/>
-        </w:rPr>
-        <w:t xml:space="preserve"> hosty pozvané do Knihovny. Sama osobně vyberu hosty k pozvání a následně jim napíšu pozvánku, a ty zabavíš hosty ve chvíli, kdy přijmou pozvánku a dorazí do Knihovny.“</w:t>
+        <w:t xml:space="preserve">„…Tušil jsem, že se mi to jednou stane. Lidé zmizí beze stopy jen aby byly později nalezeny rozporcovaný na kostičky… </w:t>
+      </w:r>
+      <w:r>
+        <w:rPr>
+          <w:sz w:val="24"/>
+          <w:szCs w:val="24"/>
+        </w:rPr>
+        <w:t>Dřív jsem se těm chudákům smál, že jsou neopatrní a mají smůlu, ale teď vidím, že to nemá s neopatrností nic společného…“</w:t>
       </w:r>
     </w:p>
     <w:p>
@@ -564,49 +770,80 @@
           <w:sz w:val="24"/>
           <w:szCs w:val="24"/>
         </w:rPr>
-        <w:t xml:space="preserve">A od té doby jsem tu zavřený… v nekonečném bludišti plném knih. Jednou za čas se tu objeví nový knihovník, kterému nosím knihy. Když sem dorazí hosté, </w:t>
-      </w:r>
-      <w:r>
-        <w:rPr>
-          <w:sz w:val="24"/>
-          <w:szCs w:val="24"/>
-        </w:rPr>
-        <w:t>"</w:t>
-      </w:r>
-      <w:r>
-        <w:rPr>
-          <w:sz w:val="24"/>
-          <w:szCs w:val="24"/>
-        </w:rPr>
-        <w:t>zabavím je</w:t>
-      </w:r>
-      <w:r>
-        <w:rPr>
-          <w:sz w:val="24"/>
-          <w:szCs w:val="24"/>
-        </w:rPr>
-        <w:t>"</w:t>
-      </w:r>
-      <w:r>
-        <w:rPr>
-          <w:sz w:val="24"/>
-          <w:szCs w:val="24"/>
-        </w:rPr>
-        <w:t xml:space="preserve"> a oni mi dají svou knihu. Kdybych nezašel do té uličky, </w:t>
-      </w:r>
-      <w:r>
-        <w:rPr>
-          <w:sz w:val="24"/>
-          <w:szCs w:val="24"/>
-        </w:rPr>
-        <w:t xml:space="preserve">byl bych určitě bohatší, než jsem teď. </w:t>
-      </w:r>
-      <w:r>
-        <w:rPr>
-          <w:sz w:val="24"/>
-          <w:szCs w:val="24"/>
-        </w:rPr>
-        <w:t>Doufám, že se jednou dostanu z tohoto prokletého místa.</w:t>
+        <w:t>„O svůj život se starat nemusíš. Není ti tu dovoleno zemřít dokaď to sama neschválím. Dovol mi se ti pořádně představit. Mé jméno je Angela. Jsem hlavní knihovnice a ředitelka této knihovny. Tvým úkolem bude "vítat" hosty pozvané do Knihovny. Sama osobně vyberu hosty k pozvání a následně jim napíšu pozvánku, a ty zabavíš hosty ve chvíli, kdy přijmou pozván</w:t>
+      </w:r>
+      <w:r>
+        <w:rPr>
+          <w:sz w:val="24"/>
+          <w:szCs w:val="24"/>
+        </w:rPr>
+        <w:t>í</w:t>
+      </w:r>
+      <w:r>
+        <w:rPr>
+          <w:sz w:val="24"/>
+          <w:szCs w:val="24"/>
+        </w:rPr>
+        <w:t xml:space="preserve"> a dorazí do Knihovny.“</w:t>
+      </w:r>
+    </w:p>
+    <w:p>
+      <w:pPr>
+        <w:ind w:firstLine="708"/>
+        <w:jc w:val="both"/>
+        <w:rPr>
+          <w:sz w:val="24"/>
+          <w:szCs w:val="24"/>
+        </w:rPr>
+      </w:pPr>
+      <w:r>
+        <w:rPr>
+          <w:sz w:val="24"/>
+          <w:szCs w:val="24"/>
+        </w:rPr>
+        <w:t xml:space="preserve">A od té doby jsem tu zavřený… v nekonečném bludišti plném knih. Jednou za čas se tu objeví nový knihovník, kterému nosím knihy. Když sem dorazí hosté, "zabavím je" a oni mi dají svou knihu. Kdybych nezašel do té uličky, </w:t>
+      </w:r>
+      <w:r>
+        <w:rPr>
+          <w:sz w:val="24"/>
+          <w:szCs w:val="24"/>
+        </w:rPr>
+        <w:t>byl bych</w:t>
+      </w:r>
+      <w:r>
+        <w:rPr>
+          <w:sz w:val="24"/>
+          <w:szCs w:val="24"/>
+        </w:rPr>
+        <w:t xml:space="preserve"> teď</w:t>
+      </w:r>
+      <w:r>
+        <w:rPr>
+          <w:sz w:val="24"/>
+          <w:szCs w:val="24"/>
+        </w:rPr>
+        <w:t xml:space="preserve"> určitě bohatší. </w:t>
+      </w:r>
+      <w:r>
+        <w:rPr>
+          <w:sz w:val="24"/>
+          <w:szCs w:val="24"/>
+        </w:rPr>
+        <w:t>Doufám, že se jednou dostanu</w:t>
+      </w:r>
+      <w:r>
+        <w:rPr>
+          <w:sz w:val="24"/>
+          <w:szCs w:val="24"/>
+        </w:rPr>
+        <w:t xml:space="preserve"> ven</w:t>
+      </w:r>
+      <w:r>
+        <w:rPr>
+          <w:sz w:val="24"/>
+          <w:szCs w:val="24"/>
+        </w:rPr>
+        <w:t xml:space="preserve"> z tohoto prokletého místa.</w:t>
       </w:r>
     </w:p>
     <w:p>
@@ -1231,7 +1468,6 @@
   <w:style w:type="character" w:default="1" w:styleId="Standardnpsmoodstavce">
     <w:name w:val="Default Paragraph Font"/>
     <w:uiPriority w:val="1"/>
-    <w:semiHidden/>
     <w:unhideWhenUsed/>
   </w:style>
   <w:style w:type="table" w:default="1" w:styleId="Normlntabulka">
